--- a/Hana cv.docx
+++ b/Hana cv.docx
@@ -30,6 +30,10 @@
     <w:p>
       <w:pPr>
         <w:jc w:val="center"/>
+        <w:rPr>
+          <w:rStyle w:val="Hyperlink"/>
+          <w:color w:val="000000" w:themeColor="text1"/>
+        </w:rPr>
       </w:pPr>
       <w:r>
         <w:t>LinkedIn:</w:t>
@@ -46,12 +50,63 @@
             <w:rStyle w:val="Hyperlink"/>
             <w:color w:val="000000" w:themeColor="text1"/>
           </w:rPr>
-          <w:t>http://linkedin.com/in/hana-sameh-42011624a</w:t>
+          <w:t>http://linkedin.com/in/hana-sameh-42011624</w:t>
+        </w:r>
+        <w:r>
+          <w:rPr>
+            <w:rStyle w:val="Hyperlink"/>
+            <w:color w:val="000000" w:themeColor="text1"/>
+          </w:rPr>
+          <w:t>a</w:t>
         </w:r>
       </w:hyperlink>
     </w:p>
     <w:p>
       <w:pPr>
+        <w:jc w:val="center"/>
+        <w:rPr>
+          <w:color w:val="000000" w:themeColor="text1"/>
+        </w:rPr>
+      </w:pPr>
+      <w:r>
+        <w:rPr>
+          <w:rStyle w:val="Hyperlink"/>
+          <w:color w:val="000000" w:themeColor="text1"/>
+          <w:u w:val="none"/>
+        </w:rPr>
+        <w:t>Portfolio:</w:t>
+      </w:r>
+      <w:r>
+        <w:rPr>
+          <w:rStyle w:val="Hyperlink"/>
+          <w:color w:val="000000" w:themeColor="text1"/>
+          <w:u w:val="none"/>
+        </w:rPr>
+        <w:t xml:space="preserve"> </w:t>
+      </w:r>
+      <w:hyperlink r:id="rId9" w:history="1">
+        <w:r>
+          <w:rPr>
+            <w:rStyle w:val="Hyperlink"/>
+          </w:rPr>
+          <w:t>https://hana-portfolio</w:t>
+        </w:r>
+        <w:r>
+          <w:rPr>
+            <w:rStyle w:val="Hyperlink"/>
+          </w:rPr>
+          <w:t>o</w:t>
+        </w:r>
+        <w:r>
+          <w:rPr>
+            <w:rStyle w:val="Hyperlink"/>
+          </w:rPr>
+          <w:t>.vercel.app/</w:t>
+        </w:r>
+      </w:hyperlink>
+    </w:p>
+    <w:p>
+      <w:pPr>
         <w:pStyle w:val="Heading1"/>
         <w:rPr>
           <w:color w:val="4F81BD" w:themeColor="accent1"/>
@@ -166,12 +221,12 @@
     </w:p>
     <w:p>
       <w:r>
+        <w:lastRenderedPageBreak/>
         <w:t>Intern</w:t>
       </w:r>
     </w:p>
     <w:p>
       <w:r>
-        <w:lastRenderedPageBreak/>
         <w:t>Banque du Caire – El Tayaran Branch</w:t>
       </w:r>
     </w:p>
@@ -385,6 +440,7 @@
         <w:rPr>
           <w:b/>
         </w:rPr>
+        <w:lastRenderedPageBreak/>
         <w:t xml:space="preserve">Tools Used: </w:t>
       </w:r>
       <w:r>
@@ -396,7 +452,6 @@
         <w:rPr>
           <w:b/>
         </w:rPr>
-        <w:lastRenderedPageBreak/>
         <w:t>Blood Donation Management System</w:t>
       </w:r>
     </w:p>
@@ -641,6 +696,7 @@
         <w:pStyle w:val="ListBullet"/>
       </w:pPr>
       <w:r>
+        <w:lastRenderedPageBreak/>
         <w:t>Relational Database Management</w:t>
       </w:r>
     </w:p>
@@ -657,7 +713,6 @@
         <w:pStyle w:val="ListBullet"/>
       </w:pPr>
       <w:r>
-        <w:lastRenderedPageBreak/>
         <w:t>User Authentication</w:t>
       </w:r>
     </w:p>
@@ -951,6 +1006,7 @@
         </w:numPr>
       </w:pPr>
       <w:r>
+        <w:lastRenderedPageBreak/>
         <w:t>Time Management</w:t>
       </w:r>
     </w:p>
@@ -975,7 +1031,6 @@
         </w:numPr>
       </w:pPr>
       <w:r>
-        <w:lastRenderedPageBreak/>
         <w:t>Attention to Detail</w:t>
       </w:r>
     </w:p>
@@ -1050,7 +1105,7 @@
       <w:r>
         <w:t xml:space="preserve">Credit Agricole </w:t>
       </w:r>
-      <w:hyperlink r:id="rId9" w:history="1">
+      <w:hyperlink r:id="rId10" w:history="1">
         <w:r>
           <w:rPr>
             <w:rStyle w:val="Hyperlink"/>
@@ -1093,8 +1148,8 @@
       </w:r>
     </w:p>
     <w:sectPr>
-      <w:footerReference w:type="even" r:id="rId10"/>
-      <w:footerReference w:type="default" r:id="rId11"/>
+      <w:footerReference w:type="even" r:id="rId11"/>
+      <w:footerReference w:type="default" r:id="rId12"/>
       <w:pgSz w:w="12240" w:h="15840"/>
       <w:pgMar w:top="1440" w:right="1800" w:bottom="1440" w:left="1800" w:header="720" w:footer="720" w:gutter="0"/>
       <w:cols w:space="720"/>
